--- a/documentacion/documentacion_general_tecnica_conduce_facil.docx
+++ b/documentacion/documentacion_general_tecnica_conduce_facil.docx
@@ -86,7 +86,7 @@
           <w:color w:val="545454"/>
           <w:sz w:val="21"/>
         </w:rPr>
-        <w:t>Versión 1.0 · 12-08-2026 · Estado: entregado para revisión</w:t>
+        <w:t>Versión 1.0 · 13-08-2026 · Estado: entregado para revisión</w:t>
       </w:r>
     </w:p>
     <w:p>
@@ -263,7 +263,7 @@
               <w:rPr>
                 <w:sz w:val="20"/>
               </w:rPr>
-              <w:t>12-08-2026</w:t>
+              <w:t>13-08-2026</w:t>
             </w:r>
           </w:p>
         </w:tc>
@@ -4338,7 +4338,7 @@
                 <w:b/>
                 <w:sz w:val="20"/>
               </w:rPr>
-              <w:t>1.0 · 12-08-2026</w:t>
+              <w:t>1.0 · 13-08-2026</w:t>
             </w:r>
           </w:p>
         </w:tc>
